--- a/Lab5_Tim_loi.docx
+++ b/Lab5_Tim_loi.docx
@@ -288,383 +288,570 @@
           <w:sz w:val="24"/>
           <w:szCs w:val="24"/>
         </w:rPr>
-        <w:t xml:space="preserve"> AI chưa phân biệt được giữa đối tượng được nhắc đến (Target) và người chịu trách nhiệm thực thi (Assignee) trong cấ</w:t>
+        <w:t xml:space="preserve"> AI chưa phân biệt được giữa đối tượng được nhắc đến (Target) và người chịu trách nhiệm thực thi (Assignee) trong cấu trúc câu phức tạp.</w:t>
+      </w:r>
+    </w:p>
+    <w:p>
+      <w:pPr>
+        <w:numPr>
+          <w:numId w:val="0"/>
+        </w:numPr>
+        <w:rPr>
+          <w:rFonts w:hint="default" w:ascii="Times New Roman" w:hAnsi="Times New Roman" w:eastAsia="SimSun" w:cs="Times New Roman"/>
+          <w:i/>
+          <w:iCs/>
+          <w:sz w:val="24"/>
+          <w:szCs w:val="24"/>
+        </w:rPr>
+      </w:pPr>
+      <w:r>
+        <w:rPr>
+          <w:rFonts w:hint="default" w:ascii="Times New Roman" w:hAnsi="Times New Roman" w:eastAsia="SimSun" w:cs="Times New Roman"/>
+          <w:sz w:val="24"/>
+          <w:szCs w:val="24"/>
+          <w:lang w:val="en-US"/>
+        </w:rPr>
+        <w:t xml:space="preserve">- Kịch bản 2 (Hallucinate): </w:t>
+      </w:r>
+      <w:r>
+        <w:rPr>
+          <w:rFonts w:hint="default" w:ascii="Times New Roman" w:hAnsi="Times New Roman" w:eastAsia="SimSun" w:cs="Times New Roman"/>
+          <w:sz w:val="24"/>
+          <w:szCs w:val="24"/>
+        </w:rPr>
+        <w:t xml:space="preserve">Nhóm thảo luận: </w:t>
+      </w:r>
+      <w:r>
+        <w:rPr>
+          <w:rFonts w:hint="default" w:ascii="Times New Roman" w:hAnsi="Times New Roman" w:eastAsia="SimSun" w:cs="Times New Roman"/>
+          <w:i/>
+          <w:iCs/>
+          <w:sz w:val="24"/>
+          <w:szCs w:val="24"/>
+        </w:rPr>
+        <w:t>"Chúng ta nên xong dự án vào tháng 5, nhưng khách hàng muốn đẩy sớm lên cuối tháng 4. Chốt lại là giữ nguyên lịch cũ nhé."</w:t>
+      </w:r>
+    </w:p>
+    <w:p>
+      <w:pPr>
+        <w:numPr>
+          <w:numId w:val="0"/>
+        </w:numPr>
+        <w:rPr>
+          <w:rFonts w:hint="default" w:ascii="Times New Roman" w:hAnsi="Times New Roman" w:eastAsia="SimSun" w:cs="Times New Roman"/>
+          <w:b/>
+          <w:bCs/>
+          <w:sz w:val="24"/>
+          <w:szCs w:val="24"/>
+        </w:rPr>
+      </w:pPr>
+      <w:r>
+        <w:rPr>
+          <w:rFonts w:hint="default" w:ascii="Times New Roman" w:hAnsi="Times New Roman" w:eastAsia="SimSun" w:cs="Times New Roman"/>
+          <w:i/>
+          <w:iCs/>
+          <w:sz w:val="24"/>
+          <w:szCs w:val="24"/>
+          <w:lang w:val="en-US"/>
+        </w:rPr>
+        <w:t xml:space="preserve">+ </w:t>
+      </w:r>
+      <w:r>
+        <w:rPr>
+          <w:rFonts w:hint="default" w:ascii="Times New Roman" w:hAnsi="Times New Roman" w:eastAsia="SimSun" w:cs="Times New Roman"/>
+          <w:b/>
+          <w:bCs/>
+          <w:sz w:val="24"/>
+          <w:szCs w:val="24"/>
+        </w:rPr>
+        <w:t>AI xử lý:</w:t>
+      </w:r>
+      <w:r>
+        <w:rPr>
+          <w:rFonts w:hint="default" w:ascii="Times New Roman" w:hAnsi="Times New Roman" w:eastAsia="SimSun" w:cs="Times New Roman"/>
+          <w:sz w:val="24"/>
+          <w:szCs w:val="24"/>
+        </w:rPr>
+        <w:t xml:space="preserve"> Action Item: </w:t>
+      </w:r>
+      <w:r>
+        <w:rPr>
+          <w:rFonts w:hint="default" w:ascii="Times New Roman" w:hAnsi="Times New Roman" w:eastAsia="SimSun" w:cs="Times New Roman"/>
+          <w:b/>
+          <w:bCs/>
+          <w:sz w:val="24"/>
+          <w:szCs w:val="24"/>
+        </w:rPr>
+        <w:t>"Hoàn thành dự án vào 30/04."</w:t>
+      </w:r>
+    </w:p>
+    <w:p>
+      <w:pPr>
+        <w:numPr>
+          <w:numId w:val="0"/>
+        </w:numPr>
+        <w:rPr>
+          <w:rFonts w:hint="default" w:ascii="Times New Roman" w:hAnsi="Times New Roman" w:eastAsia="SimSun" w:cs="Times New Roman"/>
+          <w:sz w:val="24"/>
+          <w:szCs w:val="24"/>
+        </w:rPr>
+      </w:pPr>
+      <w:r>
+        <w:rPr>
+          <w:rFonts w:hint="default" w:ascii="Times New Roman" w:hAnsi="Times New Roman" w:eastAsia="SimSun" w:cs="Times New Roman"/>
+          <w:b/>
+          <w:bCs/>
+          <w:sz w:val="24"/>
+          <w:szCs w:val="24"/>
+          <w:lang w:val="en-US"/>
+        </w:rPr>
+        <w:t xml:space="preserve">+ </w:t>
+      </w:r>
+      <w:r>
+        <w:rPr>
+          <w:rFonts w:hint="default" w:ascii="Times New Roman" w:hAnsi="Times New Roman" w:eastAsia="SimSun" w:cs="Times New Roman"/>
+          <w:b/>
+          <w:bCs/>
+          <w:sz w:val="24"/>
+          <w:szCs w:val="24"/>
+        </w:rPr>
+        <w:t>Hậu quả:</w:t>
+      </w:r>
+      <w:r>
+        <w:rPr>
+          <w:rFonts w:hint="default" w:ascii="Times New Roman" w:hAnsi="Times New Roman" w:eastAsia="SimSun" w:cs="Times New Roman"/>
+          <w:sz w:val="24"/>
+          <w:szCs w:val="24"/>
+        </w:rPr>
+        <w:t xml:space="preserve"> Cả đội hoảng loạn vì deadline bị đẩy lên sớm một tháng một cách vô lý.</w:t>
+      </w:r>
+    </w:p>
+    <w:p>
+      <w:pPr>
+        <w:numPr>
+          <w:numId w:val="0"/>
+        </w:numPr>
+        <w:rPr>
+          <w:rFonts w:hint="default" w:ascii="Times New Roman" w:hAnsi="Times New Roman" w:eastAsia="SimSun" w:cs="Times New Roman"/>
+          <w:sz w:val="24"/>
+          <w:szCs w:val="24"/>
+        </w:rPr>
+      </w:pPr>
+      <w:r>
+        <w:rPr>
+          <w:rFonts w:hint="default" w:ascii="Times New Roman" w:hAnsi="Times New Roman" w:eastAsia="SimSun" w:cs="Times New Roman"/>
+          <w:sz w:val="24"/>
+          <w:szCs w:val="24"/>
+          <w:lang w:val="en-US"/>
+        </w:rPr>
+        <w:t xml:space="preserve">+ </w:t>
+      </w:r>
+      <w:r>
+        <w:rPr>
+          <w:rFonts w:hint="default" w:ascii="Times New Roman" w:hAnsi="Times New Roman" w:eastAsia="SimSun" w:cs="Times New Roman"/>
+          <w:b/>
+          <w:bCs/>
+          <w:sz w:val="24"/>
+          <w:szCs w:val="24"/>
+        </w:rPr>
+        <w:t>Nguyên nhân:</w:t>
+      </w:r>
+      <w:r>
+        <w:rPr>
+          <w:rFonts w:hint="default" w:ascii="Times New Roman" w:hAnsi="Times New Roman" w:eastAsia="SimSun" w:cs="Times New Roman"/>
+          <w:sz w:val="24"/>
+          <w:szCs w:val="24"/>
+        </w:rPr>
+        <w:t xml:space="preserve"> AI thường ưu tiên những thông tin</w:t>
+      </w:r>
+      <w:r>
+        <w:rPr>
+          <w:rFonts w:hint="default" w:ascii="Times New Roman" w:hAnsi="Times New Roman" w:eastAsia="SimSun" w:cs="Times New Roman"/>
+          <w:sz w:val="24"/>
+          <w:szCs w:val="24"/>
+          <w:lang w:val="en-US"/>
+        </w:rPr>
+        <w:t xml:space="preserve"> đã được đặt trong rule</w:t>
+      </w:r>
+      <w:r>
+        <w:rPr>
+          <w:rFonts w:hint="default" w:ascii="Times New Roman" w:hAnsi="Times New Roman" w:eastAsia="SimSun" w:cs="Times New Roman"/>
+          <w:sz w:val="24"/>
+          <w:szCs w:val="24"/>
+        </w:rPr>
+        <w:t xml:space="preserve"> mang tính "khẩn cấp" hoặc những con số xuất hiện sau cùng mà bỏ qua từ khóa phủ định hoặc sự xác nhận (Confirmation) ở cuối đoạn hội thoại.</w:t>
+      </w:r>
+    </w:p>
+    <w:p>
+      <w:pPr>
+        <w:numPr>
+          <w:numId w:val="0"/>
+        </w:numPr>
+        <w:rPr>
+          <w:rFonts w:hint="default" w:ascii="Times New Roman" w:hAnsi="Times New Roman" w:eastAsia="SimSun" w:cs="Times New Roman"/>
+          <w:i/>
+          <w:iCs/>
+          <w:sz w:val="24"/>
+          <w:szCs w:val="24"/>
+        </w:rPr>
+      </w:pPr>
+      <w:r>
+        <w:rPr>
+          <w:rFonts w:hint="default" w:ascii="Times New Roman" w:hAnsi="Times New Roman" w:eastAsia="SimSun" w:cs="Times New Roman"/>
+          <w:sz w:val="24"/>
+          <w:szCs w:val="24"/>
+          <w:lang w:val="en-US"/>
+        </w:rPr>
+        <w:t xml:space="preserve">- Kịch bản 3 (Không hiểu Idioms): </w:t>
+      </w:r>
+      <w:r>
+        <w:rPr>
+          <w:rFonts w:hint="default" w:ascii="Times New Roman" w:hAnsi="Times New Roman" w:eastAsia="SimSun" w:cs="Times New Roman"/>
+          <w:sz w:val="24"/>
+          <w:szCs w:val="24"/>
+        </w:rPr>
+        <w:t xml:space="preserve">Một thành viên phản đối ý tưởng tồi: </w:t>
+      </w:r>
+      <w:r>
+        <w:rPr>
+          <w:rFonts w:hint="default" w:ascii="Times New Roman" w:hAnsi="Times New Roman" w:eastAsia="SimSun" w:cs="Times New Roman"/>
+          <w:i/>
+          <w:iCs/>
+          <w:sz w:val="24"/>
+          <w:szCs w:val="24"/>
+        </w:rPr>
+        <w:t>"Vâng, cứ làm thế đi rồi để cả team đi bán muối hết à?"</w:t>
+      </w:r>
+    </w:p>
+    <w:p>
+      <w:pPr>
+        <w:numPr>
+          <w:numId w:val="0"/>
+        </w:numPr>
+        <w:rPr>
+          <w:rFonts w:hint="default" w:ascii="Times New Roman" w:hAnsi="Times New Roman" w:eastAsia="SimSun" w:cs="Times New Roman"/>
+          <w:b/>
+          <w:bCs/>
+          <w:sz w:val="24"/>
+          <w:szCs w:val="24"/>
+        </w:rPr>
+      </w:pPr>
+      <w:r>
+        <w:rPr>
+          <w:rFonts w:hint="default" w:ascii="Times New Roman" w:hAnsi="Times New Roman" w:eastAsia="SimSun" w:cs="Times New Roman"/>
+          <w:i/>
+          <w:iCs/>
+          <w:sz w:val="24"/>
+          <w:szCs w:val="24"/>
+          <w:lang w:val="en-US"/>
+        </w:rPr>
+        <w:t xml:space="preserve">+ </w:t>
+      </w:r>
+      <w:r>
+        <w:rPr>
+          <w:rFonts w:hint="default" w:ascii="Times New Roman" w:hAnsi="Times New Roman" w:eastAsia="SimSun" w:cs="Times New Roman"/>
+          <w:b/>
+          <w:bCs/>
+          <w:sz w:val="24"/>
+          <w:szCs w:val="24"/>
+        </w:rPr>
+        <w:t>AI xử lý:</w:t>
+      </w:r>
+      <w:r>
+        <w:rPr>
+          <w:rFonts w:hint="default" w:ascii="Times New Roman" w:hAnsi="Times New Roman" w:eastAsia="SimSun" w:cs="Times New Roman"/>
+          <w:sz w:val="24"/>
+          <w:szCs w:val="24"/>
+        </w:rPr>
+        <w:t xml:space="preserve"> Action Item: </w:t>
+      </w:r>
+      <w:r>
+        <w:rPr>
+          <w:rFonts w:hint="default" w:ascii="Times New Roman" w:hAnsi="Times New Roman" w:eastAsia="SimSun" w:cs="Times New Roman"/>
+          <w:b/>
+          <w:bCs/>
+          <w:sz w:val="24"/>
+          <w:szCs w:val="24"/>
+        </w:rPr>
+        <w:t>"Cả đội chuẩn bị kế hoạch kinh doanh muối."</w:t>
+      </w:r>
+    </w:p>
+    <w:p>
+      <w:pPr>
+        <w:numPr>
+          <w:numId w:val="0"/>
+        </w:numPr>
+        <w:rPr>
+          <w:rFonts w:hint="default" w:ascii="Times New Roman" w:hAnsi="Times New Roman" w:eastAsia="SimSun" w:cs="Times New Roman"/>
+          <w:sz w:val="24"/>
+          <w:szCs w:val="24"/>
+        </w:rPr>
+      </w:pPr>
+      <w:r>
+        <w:rPr>
+          <w:rFonts w:hint="default" w:ascii="Times New Roman" w:hAnsi="Times New Roman" w:eastAsia="SimSun" w:cs="Times New Roman"/>
+          <w:b/>
+          <w:bCs/>
+          <w:sz w:val="24"/>
+          <w:szCs w:val="24"/>
+          <w:lang w:val="en-US"/>
+        </w:rPr>
+        <w:t xml:space="preserve">+ </w:t>
+      </w:r>
+      <w:r>
+        <w:rPr>
+          <w:rFonts w:hint="default" w:ascii="Times New Roman" w:hAnsi="Times New Roman" w:eastAsia="SimSun" w:cs="Times New Roman"/>
+          <w:b/>
+          <w:bCs/>
+          <w:sz w:val="24"/>
+          <w:szCs w:val="24"/>
+        </w:rPr>
+        <w:t>Hậu quả:</w:t>
+      </w:r>
+      <w:r>
+        <w:rPr>
+          <w:rFonts w:hint="default" w:ascii="Times New Roman" w:hAnsi="Times New Roman" w:eastAsia="SimSun" w:cs="Times New Roman"/>
+          <w:sz w:val="24"/>
+          <w:szCs w:val="24"/>
+        </w:rPr>
+        <w:t xml:space="preserve"> Email gửi đi một yêu cầu ngớ ngẩn, làm giảm uy tín của hệ thống AI trong mắt nhân sự.</w:t>
+      </w:r>
+    </w:p>
+    <w:p>
+      <w:pPr>
+        <w:numPr>
+          <w:numId w:val="0"/>
+        </w:numPr>
+        <w:rPr>
+          <w:rFonts w:hint="default" w:ascii="Times New Roman" w:hAnsi="Times New Roman" w:eastAsia="SimSun" w:cs="Times New Roman"/>
+          <w:sz w:val="24"/>
+          <w:szCs w:val="24"/>
+          <w:lang w:val="en-US"/>
+        </w:rPr>
+      </w:pPr>
+      <w:r>
+        <w:rPr>
+          <w:rFonts w:hint="default" w:ascii="Times New Roman" w:hAnsi="Times New Roman" w:eastAsia="SimSun" w:cs="Times New Roman"/>
+          <w:sz w:val="24"/>
+          <w:szCs w:val="24"/>
+          <w:lang w:val="en-US"/>
+        </w:rPr>
+        <w:t xml:space="preserve">+ </w:t>
+      </w:r>
+      <w:r>
+        <w:rPr>
+          <w:rFonts w:hint="default" w:ascii="Times New Roman" w:hAnsi="Times New Roman" w:eastAsia="SimSun" w:cs="Times New Roman"/>
+          <w:b/>
+          <w:bCs/>
+          <w:sz w:val="24"/>
+          <w:szCs w:val="24"/>
+        </w:rPr>
+        <w:t>Nguyên nhân:</w:t>
+      </w:r>
+      <w:r>
+        <w:rPr>
+          <w:rFonts w:hint="default" w:ascii="Times New Roman" w:hAnsi="Times New Roman" w:eastAsia="SimSun" w:cs="Times New Roman"/>
+          <w:sz w:val="24"/>
+          <w:szCs w:val="24"/>
+        </w:rPr>
+        <w:t xml:space="preserve"> AI (đặc biệt là các model cũ hoặc chưa tối ưu tiếng Việt) rất kém trong việc hiểu sắc thái mỉa mai hoặc các câu thành ngữ, tục ngữ.</w:t>
+      </w:r>
+    </w:p>
+    <w:p>
+      <w:pPr>
+        <w:pStyle w:val="2"/>
+        <w:keepNext w:val="0"/>
+        <w:keepLines w:val="0"/>
+        <w:widowControl/>
+        <w:suppressLineNumbers w:val="0"/>
+        <w:rPr>
+          <w:rFonts w:hint="default" w:ascii="Times New Roman" w:hAnsi="Times New Roman" w:cs="Times New Roman"/>
+        </w:rPr>
+      </w:pPr>
+      <w:r>
+        <w:rPr>
+          <w:rFonts w:hint="default" w:ascii="Times New Roman" w:hAnsi="Times New Roman" w:cs="Times New Roman"/>
+        </w:rPr>
+        <w:t>2. User Story Path bị thiếu: "Vòng lặp phê duyệt" (The Approval Loop)</w:t>
+      </w:r>
+    </w:p>
+    <w:p>
+      <w:pPr>
+        <w:pStyle w:val="6"/>
+        <w:keepNext w:val="0"/>
+        <w:keepLines w:val="0"/>
+        <w:widowControl/>
+        <w:suppressLineNumbers w:val="0"/>
+        <w:rPr>
+          <w:rFonts w:hint="default" w:ascii="Times New Roman" w:hAnsi="Times New Roman" w:cs="Times New Roman"/>
+        </w:rPr>
+      </w:pPr>
+      <w:r>
+        <w:rPr>
+          <w:rFonts w:hint="default" w:ascii="Times New Roman" w:hAnsi="Times New Roman" w:cs="Times New Roman"/>
+        </w:rPr>
+        <w:t xml:space="preserve">Hầu hết các quy trình tự động hóa đều đi thẳng từ: </w:t>
+      </w:r>
+      <w:r>
+        <w:rPr>
+          <w:rFonts w:hint="default" w:ascii="Times New Roman" w:hAnsi="Times New Roman" w:cs="Times New Roman"/>
+          <w:b/>
+          <w:bCs/>
+        </w:rPr>
+        <w:t>Họp -&gt; AI Tóm tắt -&gt; Gửi Email</w:t>
+      </w:r>
+      <w:r>
+        <w:rPr>
+          <w:rFonts w:hint="default" w:ascii="Times New Roman" w:hAnsi="Times New Roman" w:cs="Times New Roman"/>
+        </w:rPr>
+        <w:t>. Đây là con đường ngắn nhất dẫn đến thảm họa truyền thông.</w:t>
+      </w:r>
+    </w:p>
+    <w:p>
+      <w:pPr>
+        <w:pStyle w:val="3"/>
+        <w:keepNext w:val="0"/>
+        <w:keepLines w:val="0"/>
+        <w:widowControl/>
+        <w:suppressLineNumbers w:val="0"/>
+        <w:rPr>
+          <w:rFonts w:hint="default" w:ascii="Times New Roman" w:hAnsi="Times New Roman" w:cs="Times New Roman"/>
+        </w:rPr>
+      </w:pPr>
+      <w:r>
+        <w:rPr>
+          <w:rFonts w:hint="default" w:ascii="Times New Roman" w:hAnsi="Times New Roman" w:cs="Times New Roman"/>
+        </w:rPr>
+        <w:t>Path thiếu (The Missing Step):</w:t>
+      </w:r>
+    </w:p>
+    <w:p>
+      <w:pPr>
+        <w:pStyle w:val="6"/>
+        <w:keepNext w:val="0"/>
+        <w:keepLines w:val="0"/>
+        <w:widowControl/>
+        <w:suppressLineNumbers w:val="0"/>
+        <w:rPr>
+          <w:rFonts w:hint="default" w:ascii="Times New Roman" w:hAnsi="Times New Roman" w:cs="Times New Roman"/>
+        </w:rPr>
+      </w:pPr>
+      <w:r>
+        <w:rPr>
+          <w:rFonts w:hint="default" w:ascii="Times New Roman" w:hAnsi="Times New Roman" w:cs="Times New Roman"/>
+          <w:b/>
+          <w:bCs/>
+        </w:rPr>
+        <w:t>"Với tư cách là người chủ trì cuộc họp, tôi muốn xem lại và chỉnh sử</w:t>
       </w:r>
       <w:bookmarkStart w:id="0" w:name="_GoBack"/>
       <w:bookmarkEnd w:id="0"/>
       <w:r>
         <w:rPr>
-          <w:rFonts w:hint="default" w:ascii="Times New Roman" w:hAnsi="Times New Roman" w:eastAsia="SimSun" w:cs="Times New Roman"/>
-          <w:sz w:val="24"/>
-          <w:szCs w:val="24"/>
-        </w:rPr>
-        <w:t>u trúc câu phức tạp.</w:t>
-      </w:r>
-    </w:p>
-    <w:p>
-      <w:pPr>
-        <w:numPr>
-          <w:numId w:val="0"/>
-        </w:numPr>
-        <w:rPr>
-          <w:rFonts w:hint="default" w:ascii="Times New Roman" w:hAnsi="Times New Roman" w:eastAsia="SimSun" w:cs="Times New Roman"/>
-          <w:i/>
-          <w:iCs/>
-          <w:sz w:val="24"/>
-          <w:szCs w:val="24"/>
-        </w:rPr>
-      </w:pPr>
-      <w:r>
-        <w:rPr>
-          <w:rFonts w:hint="default" w:ascii="Times New Roman" w:hAnsi="Times New Roman" w:eastAsia="SimSun" w:cs="Times New Roman"/>
-          <w:sz w:val="24"/>
-          <w:szCs w:val="24"/>
-          <w:lang w:val="en-US"/>
-        </w:rPr>
-        <w:t xml:space="preserve">- Kịch bản 2 (Hallucinate): </w:t>
-      </w:r>
-      <w:r>
-        <w:rPr>
-          <w:rFonts w:hint="default" w:ascii="Times New Roman" w:hAnsi="Times New Roman" w:eastAsia="SimSun" w:cs="Times New Roman"/>
-          <w:sz w:val="24"/>
-          <w:szCs w:val="24"/>
-        </w:rPr>
-        <w:t xml:space="preserve">Nhóm thảo luận: </w:t>
-      </w:r>
-      <w:r>
-        <w:rPr>
-          <w:rFonts w:hint="default" w:ascii="Times New Roman" w:hAnsi="Times New Roman" w:eastAsia="SimSun" w:cs="Times New Roman"/>
-          <w:i/>
-          <w:iCs/>
-          <w:sz w:val="24"/>
-          <w:szCs w:val="24"/>
-        </w:rPr>
-        <w:t>"Chúng ta nên xong dự án vào tháng 5, nhưng khách hàng muốn đẩy sớm lên cuối tháng 4. Chốt lại là giữ nguyên lịch cũ nhé."</w:t>
-      </w:r>
-    </w:p>
-    <w:p>
-      <w:pPr>
-        <w:numPr>
-          <w:numId w:val="0"/>
-        </w:numPr>
-        <w:rPr>
-          <w:rFonts w:hint="default" w:ascii="Times New Roman" w:hAnsi="Times New Roman" w:eastAsia="SimSun" w:cs="Times New Roman"/>
-          <w:b/>
-          <w:bCs/>
-          <w:sz w:val="24"/>
-          <w:szCs w:val="24"/>
-        </w:rPr>
-      </w:pPr>
-      <w:r>
-        <w:rPr>
-          <w:rFonts w:hint="default" w:ascii="Times New Roman" w:hAnsi="Times New Roman" w:eastAsia="SimSun" w:cs="Times New Roman"/>
-          <w:i/>
-          <w:iCs/>
-          <w:sz w:val="24"/>
-          <w:szCs w:val="24"/>
-          <w:lang w:val="en-US"/>
-        </w:rPr>
-        <w:t xml:space="preserve">+ </w:t>
-      </w:r>
-      <w:r>
-        <w:rPr>
-          <w:rFonts w:hint="default" w:ascii="Times New Roman" w:hAnsi="Times New Roman" w:eastAsia="SimSun" w:cs="Times New Roman"/>
-          <w:b/>
-          <w:bCs/>
-          <w:sz w:val="24"/>
-          <w:szCs w:val="24"/>
-        </w:rPr>
-        <w:t>AI xử lý:</w:t>
-      </w:r>
-      <w:r>
-        <w:rPr>
-          <w:rFonts w:hint="default" w:ascii="Times New Roman" w:hAnsi="Times New Roman" w:eastAsia="SimSun" w:cs="Times New Roman"/>
-          <w:sz w:val="24"/>
-          <w:szCs w:val="24"/>
-        </w:rPr>
-        <w:t xml:space="preserve"> Action Item: </w:t>
-      </w:r>
-      <w:r>
-        <w:rPr>
-          <w:rFonts w:hint="default" w:ascii="Times New Roman" w:hAnsi="Times New Roman" w:eastAsia="SimSun" w:cs="Times New Roman"/>
-          <w:b/>
-          <w:bCs/>
-          <w:sz w:val="24"/>
-          <w:szCs w:val="24"/>
-        </w:rPr>
-        <w:t>"Hoàn thành dự án vào 30/04."</w:t>
-      </w:r>
-    </w:p>
-    <w:p>
-      <w:pPr>
-        <w:numPr>
-          <w:numId w:val="0"/>
-        </w:numPr>
-        <w:rPr>
-          <w:rFonts w:hint="default" w:ascii="Times New Roman" w:hAnsi="Times New Roman" w:eastAsia="SimSun" w:cs="Times New Roman"/>
-          <w:sz w:val="24"/>
-          <w:szCs w:val="24"/>
-        </w:rPr>
-      </w:pPr>
-      <w:r>
-        <w:rPr>
-          <w:rFonts w:hint="default" w:ascii="Times New Roman" w:hAnsi="Times New Roman" w:eastAsia="SimSun" w:cs="Times New Roman"/>
-          <w:b/>
-          <w:bCs/>
-          <w:sz w:val="24"/>
-          <w:szCs w:val="24"/>
-          <w:lang w:val="en-US"/>
-        </w:rPr>
-        <w:t xml:space="preserve">+ </w:t>
-      </w:r>
-      <w:r>
-        <w:rPr>
-          <w:rFonts w:hint="default" w:ascii="Times New Roman" w:hAnsi="Times New Roman" w:eastAsia="SimSun" w:cs="Times New Roman"/>
-          <w:b/>
-          <w:bCs/>
-          <w:sz w:val="24"/>
-          <w:szCs w:val="24"/>
-        </w:rPr>
-        <w:t>Hậu quả:</w:t>
-      </w:r>
-      <w:r>
-        <w:rPr>
-          <w:rFonts w:hint="default" w:ascii="Times New Roman" w:hAnsi="Times New Roman" w:eastAsia="SimSun" w:cs="Times New Roman"/>
-          <w:sz w:val="24"/>
-          <w:szCs w:val="24"/>
-        </w:rPr>
-        <w:t xml:space="preserve"> Cả đội hoảng loạn vì deadline bị đẩy lên sớm một tháng một cách vô lý.</w:t>
-      </w:r>
-    </w:p>
-    <w:p>
-      <w:pPr>
-        <w:numPr>
-          <w:numId w:val="0"/>
-        </w:numPr>
-        <w:rPr>
-          <w:rFonts w:hint="default" w:ascii="Times New Roman" w:hAnsi="Times New Roman" w:eastAsia="SimSun" w:cs="Times New Roman"/>
-          <w:sz w:val="24"/>
-          <w:szCs w:val="24"/>
-        </w:rPr>
-      </w:pPr>
-      <w:r>
-        <w:rPr>
-          <w:rFonts w:hint="default" w:ascii="Times New Roman" w:hAnsi="Times New Roman" w:eastAsia="SimSun" w:cs="Times New Roman"/>
-          <w:sz w:val="24"/>
-          <w:szCs w:val="24"/>
-          <w:lang w:val="en-US"/>
-        </w:rPr>
-        <w:t xml:space="preserve">+ </w:t>
-      </w:r>
-      <w:r>
-        <w:rPr>
-          <w:rFonts w:hint="default" w:ascii="Times New Roman" w:hAnsi="Times New Roman" w:eastAsia="SimSun" w:cs="Times New Roman"/>
-          <w:b/>
-          <w:bCs/>
-          <w:sz w:val="24"/>
-          <w:szCs w:val="24"/>
-        </w:rPr>
-        <w:t>Nguyên nhân:</w:t>
-      </w:r>
-      <w:r>
-        <w:rPr>
-          <w:rFonts w:hint="default" w:ascii="Times New Roman" w:hAnsi="Times New Roman" w:eastAsia="SimSun" w:cs="Times New Roman"/>
-          <w:sz w:val="24"/>
-          <w:szCs w:val="24"/>
-        </w:rPr>
-        <w:t xml:space="preserve"> AI thường ưu tiên những thông tin</w:t>
-      </w:r>
-      <w:r>
-        <w:rPr>
-          <w:rFonts w:hint="default" w:ascii="Times New Roman" w:hAnsi="Times New Roman" w:eastAsia="SimSun" w:cs="Times New Roman"/>
-          <w:sz w:val="24"/>
-          <w:szCs w:val="24"/>
-          <w:lang w:val="en-US"/>
-        </w:rPr>
-        <w:t xml:space="preserve"> đã được đặt trong rule</w:t>
-      </w:r>
-      <w:r>
-        <w:rPr>
-          <w:rFonts w:hint="default" w:ascii="Times New Roman" w:hAnsi="Times New Roman" w:eastAsia="SimSun" w:cs="Times New Roman"/>
-          <w:sz w:val="24"/>
-          <w:szCs w:val="24"/>
-        </w:rPr>
-        <w:t xml:space="preserve"> mang tính "khẩn cấp" hoặc những con số xuất hiện sau cùng mà bỏ qua từ khóa phủ định hoặc sự xác nhận (Confirmation) ở cuối đoạn hội thoại.</w:t>
-      </w:r>
-    </w:p>
-    <w:p>
-      <w:pPr>
-        <w:numPr>
-          <w:numId w:val="0"/>
-        </w:numPr>
-        <w:rPr>
-          <w:rFonts w:hint="default" w:ascii="Times New Roman" w:hAnsi="Times New Roman" w:eastAsia="SimSun" w:cs="Times New Roman"/>
-          <w:i/>
-          <w:iCs/>
-          <w:sz w:val="24"/>
-          <w:szCs w:val="24"/>
-        </w:rPr>
-      </w:pPr>
-      <w:r>
-        <w:rPr>
-          <w:rFonts w:hint="default" w:ascii="Times New Roman" w:hAnsi="Times New Roman" w:eastAsia="SimSun" w:cs="Times New Roman"/>
-          <w:sz w:val="24"/>
-          <w:szCs w:val="24"/>
-          <w:lang w:val="en-US"/>
-        </w:rPr>
-        <w:t xml:space="preserve">- Kịch bản 3: </w:t>
-      </w:r>
-      <w:r>
-        <w:rPr>
-          <w:rFonts w:hint="default" w:ascii="Times New Roman" w:hAnsi="Times New Roman" w:eastAsia="SimSun" w:cs="Times New Roman"/>
-          <w:sz w:val="24"/>
-          <w:szCs w:val="24"/>
-        </w:rPr>
-        <w:t xml:space="preserve">Một thành viên phản đối ý tưởng tồi: </w:t>
-      </w:r>
-      <w:r>
-        <w:rPr>
-          <w:rFonts w:hint="default" w:ascii="Times New Roman" w:hAnsi="Times New Roman" w:eastAsia="SimSun" w:cs="Times New Roman"/>
-          <w:i/>
-          <w:iCs/>
-          <w:sz w:val="24"/>
-          <w:szCs w:val="24"/>
-        </w:rPr>
-        <w:t>"Vâng, cứ làm thế đi rồi để cả team đi bán muối hết à?"</w:t>
-      </w:r>
-    </w:p>
-    <w:p>
-      <w:pPr>
-        <w:numPr>
-          <w:numId w:val="0"/>
-        </w:numPr>
-        <w:rPr>
-          <w:rFonts w:hint="default" w:ascii="Times New Roman" w:hAnsi="Times New Roman" w:eastAsia="SimSun" w:cs="Times New Roman"/>
-          <w:b/>
-          <w:bCs/>
-          <w:sz w:val="24"/>
-          <w:szCs w:val="24"/>
-        </w:rPr>
-      </w:pPr>
-      <w:r>
-        <w:rPr>
-          <w:rFonts w:hint="default" w:ascii="Times New Roman" w:hAnsi="Times New Roman" w:eastAsia="SimSun" w:cs="Times New Roman"/>
-          <w:i/>
-          <w:iCs/>
-          <w:sz w:val="24"/>
-          <w:szCs w:val="24"/>
-          <w:lang w:val="en-US"/>
-        </w:rPr>
-        <w:t xml:space="preserve">+ </w:t>
-      </w:r>
-      <w:r>
-        <w:rPr>
-          <w:rFonts w:hint="default" w:ascii="Times New Roman" w:hAnsi="Times New Roman" w:eastAsia="SimSun" w:cs="Times New Roman"/>
-          <w:b/>
-          <w:bCs/>
-          <w:sz w:val="24"/>
-          <w:szCs w:val="24"/>
-        </w:rPr>
-        <w:t>AI xử lý:</w:t>
-      </w:r>
-      <w:r>
-        <w:rPr>
-          <w:rFonts w:hint="default" w:ascii="Times New Roman" w:hAnsi="Times New Roman" w:eastAsia="SimSun" w:cs="Times New Roman"/>
-          <w:sz w:val="24"/>
-          <w:szCs w:val="24"/>
-        </w:rPr>
-        <w:t xml:space="preserve"> Action Item: </w:t>
-      </w:r>
-      <w:r>
-        <w:rPr>
-          <w:rFonts w:hint="default" w:ascii="Times New Roman" w:hAnsi="Times New Roman" w:eastAsia="SimSun" w:cs="Times New Roman"/>
-          <w:b/>
-          <w:bCs/>
-          <w:sz w:val="24"/>
-          <w:szCs w:val="24"/>
-        </w:rPr>
-        <w:t>"Cả đội chuẩn bị kế hoạch kinh doanh muối."</w:t>
-      </w:r>
-    </w:p>
-    <w:p>
-      <w:pPr>
-        <w:numPr>
-          <w:numId w:val="0"/>
-        </w:numPr>
-        <w:rPr>
-          <w:rFonts w:hint="default" w:ascii="Times New Roman" w:hAnsi="Times New Roman" w:eastAsia="SimSun" w:cs="Times New Roman"/>
-          <w:sz w:val="24"/>
-          <w:szCs w:val="24"/>
-        </w:rPr>
-      </w:pPr>
-      <w:r>
-        <w:rPr>
-          <w:rFonts w:hint="default" w:ascii="Times New Roman" w:hAnsi="Times New Roman" w:eastAsia="SimSun" w:cs="Times New Roman"/>
-          <w:b/>
-          <w:bCs/>
-          <w:sz w:val="24"/>
-          <w:szCs w:val="24"/>
-          <w:lang w:val="en-US"/>
-        </w:rPr>
-        <w:t xml:space="preserve">+ </w:t>
-      </w:r>
-      <w:r>
-        <w:rPr>
-          <w:rFonts w:hint="default" w:ascii="Times New Roman" w:hAnsi="Times New Roman" w:eastAsia="SimSun" w:cs="Times New Roman"/>
-          <w:b/>
-          <w:bCs/>
-          <w:sz w:val="24"/>
-          <w:szCs w:val="24"/>
-        </w:rPr>
-        <w:t>Hậu quả:</w:t>
-      </w:r>
-      <w:r>
-        <w:rPr>
-          <w:rFonts w:hint="default" w:ascii="Times New Roman" w:hAnsi="Times New Roman" w:eastAsia="SimSun" w:cs="Times New Roman"/>
-          <w:sz w:val="24"/>
-          <w:szCs w:val="24"/>
-        </w:rPr>
-        <w:t xml:space="preserve"> Email gửi đi một yêu cầu ngớ ngẩn, làm giảm uy tín của hệ thống AI trong mắt nhân sự.</w:t>
-      </w:r>
-    </w:p>
-    <w:p>
-      <w:pPr>
-        <w:numPr>
-          <w:numId w:val="0"/>
-        </w:numPr>
-        <w:rPr>
-          <w:rFonts w:hint="default" w:ascii="Times New Roman" w:hAnsi="Times New Roman" w:eastAsia="SimSun" w:cs="Times New Roman"/>
-          <w:sz w:val="24"/>
-          <w:szCs w:val="24"/>
-          <w:lang w:val="en-US"/>
-        </w:rPr>
-      </w:pPr>
-      <w:r>
-        <w:rPr>
-          <w:rFonts w:hint="default" w:ascii="Times New Roman" w:hAnsi="Times New Roman" w:eastAsia="SimSun" w:cs="Times New Roman"/>
-          <w:sz w:val="24"/>
-          <w:szCs w:val="24"/>
-          <w:lang w:val="en-US"/>
-        </w:rPr>
-        <w:t xml:space="preserve">+ </w:t>
-      </w:r>
-      <w:r>
-        <w:rPr>
-          <w:rFonts w:hint="default" w:ascii="Times New Roman" w:hAnsi="Times New Roman" w:eastAsia="SimSun" w:cs="Times New Roman"/>
-          <w:b/>
-          <w:bCs/>
-          <w:sz w:val="24"/>
-          <w:szCs w:val="24"/>
-        </w:rPr>
-        <w:t>Nguyên nhân:</w:t>
-      </w:r>
-      <w:r>
-        <w:rPr>
-          <w:rFonts w:hint="default" w:ascii="Times New Roman" w:hAnsi="Times New Roman" w:eastAsia="SimSun" w:cs="Times New Roman"/>
-          <w:sz w:val="24"/>
-          <w:szCs w:val="24"/>
-        </w:rPr>
-        <w:t xml:space="preserve"> AI (đặc biệt là các model cũ hoặc chưa tối ưu tiếng Việt) rất kém trong việc hiểu sắc thái mỉa mai hoặc các câu thành ngữ, tục ngữ.</w:t>
+          <w:rFonts w:hint="default" w:ascii="Times New Roman" w:hAnsi="Times New Roman" w:cs="Times New Roman"/>
+          <w:b/>
+          <w:bCs/>
+        </w:rPr>
+        <w:t>a bản tóm tắt của AI trước khi nó được gửi đi tự động."</w:t>
+      </w:r>
+    </w:p>
+    <w:p>
+      <w:pPr>
+        <w:pStyle w:val="3"/>
+        <w:keepNext w:val="0"/>
+        <w:keepLines w:val="0"/>
+        <w:widowControl/>
+        <w:suppressLineNumbers w:val="0"/>
+        <w:rPr>
+          <w:rFonts w:hint="default" w:ascii="Times New Roman" w:hAnsi="Times New Roman" w:cs="Times New Roman"/>
+        </w:rPr>
+      </w:pPr>
+      <w:r>
+        <w:rPr>
+          <w:rFonts w:hint="default" w:ascii="Times New Roman" w:hAnsi="Times New Roman" w:cs="Times New Roman"/>
+        </w:rPr>
+        <w:t>Tại sao path này quan trọng?</w:t>
+      </w:r>
+    </w:p>
+    <w:p>
+      <w:pPr>
+        <w:pStyle w:val="6"/>
+        <w:keepNext w:val="0"/>
+        <w:keepLines w:val="0"/>
+        <w:widowControl/>
+        <w:suppressLineNumbers w:val="0"/>
+        <w:ind w:left="720"/>
+        <w:rPr>
+          <w:rFonts w:hint="default" w:ascii="Times New Roman" w:hAnsi="Times New Roman" w:cs="Times New Roman"/>
+        </w:rPr>
+      </w:pPr>
+      <w:r>
+        <w:rPr>
+          <w:rFonts w:hint="default" w:ascii="Times New Roman" w:hAnsi="Times New Roman" w:cs="Times New Roman"/>
+          <w:b/>
+          <w:bCs/>
+        </w:rPr>
+        <w:t>Sửa lỗi AI:</w:t>
+      </w:r>
+      <w:r>
+        <w:rPr>
+          <w:rFonts w:hint="default" w:ascii="Times New Roman" w:hAnsi="Times New Roman" w:cs="Times New Roman"/>
+        </w:rPr>
+        <w:t xml:space="preserve"> Như 3 kịch bản trên, con người cần là "chốt chặn" cuối cùng để sửa tên, sửa ngày hoặc xóa những câu đùa vô nghĩa.</w:t>
+      </w:r>
+    </w:p>
+    <w:p>
+      <w:pPr>
+        <w:pStyle w:val="6"/>
+        <w:keepNext w:val="0"/>
+        <w:keepLines w:val="0"/>
+        <w:widowControl/>
+        <w:suppressLineNumbers w:val="0"/>
+        <w:ind w:left="720"/>
+        <w:rPr>
+          <w:rFonts w:hint="default" w:ascii="Times New Roman" w:hAnsi="Times New Roman" w:cs="Times New Roman"/>
+        </w:rPr>
+      </w:pPr>
+      <w:r>
+        <w:rPr>
+          <w:rFonts w:hint="default" w:ascii="Times New Roman" w:hAnsi="Times New Roman" w:cs="Times New Roman"/>
+          <w:b/>
+          <w:bCs/>
+        </w:rPr>
+        <w:t>Bổ sung ngữ cảnh:</w:t>
+      </w:r>
+      <w:r>
+        <w:rPr>
+          <w:rFonts w:hint="default" w:ascii="Times New Roman" w:hAnsi="Times New Roman" w:cs="Times New Roman"/>
+        </w:rPr>
+        <w:t xml:space="preserve"> Đôi khi những quyết định quan trọng nhất lại nằm ở cái gật đầu hoặc cử chỉ hình thể mà AI (chỉ nghe tiếng) không thể bắt được.</w:t>
+      </w:r>
+    </w:p>
+    <w:p>
+      <w:pPr>
+        <w:pStyle w:val="6"/>
+        <w:keepNext w:val="0"/>
+        <w:keepLines w:val="0"/>
+        <w:widowControl/>
+        <w:suppressLineNumbers w:val="0"/>
+        <w:ind w:left="720"/>
+        <w:rPr>
+          <w:rFonts w:hint="default" w:ascii="Times New Roman" w:hAnsi="Times New Roman" w:cs="Times New Roman"/>
+        </w:rPr>
+      </w:pPr>
+      <w:r>
+        <w:rPr>
+          <w:rFonts w:hint="default" w:ascii="Times New Roman" w:hAnsi="Times New Roman" w:cs="Times New Roman"/>
+          <w:b/>
+          <w:bCs/>
+        </w:rPr>
+        <w:t>Gán tên chính xác:</w:t>
+      </w:r>
+      <w:r>
+        <w:rPr>
+          <w:rFonts w:hint="default" w:ascii="Times New Roman" w:hAnsi="Times New Roman" w:cs="Times New Roman"/>
+        </w:rPr>
+        <w:t xml:space="preserve"> Trong cuộc họp, mọi người thường gọi "ông này, bà kia". Người dùng cần vào để gán đúng Email của người chịu trách nhiệm trước khi hệ thống Trigger gửi đi.</w:t>
       </w:r>
     </w:p>
     <w:p>
@@ -992,13 +1179,55 @@
       <w:lang w:val="en-US" w:eastAsia="zh-CN" w:bidi="ar-SA"/>
     </w:rPr>
   </w:style>
-  <w:style w:type="character" w:default="1" w:styleId="2">
+  <w:style w:type="paragraph" w:styleId="2">
+    <w:name w:val="heading 2"/>
+    <w:next w:val="1"/>
+    <w:semiHidden/>
+    <w:unhideWhenUsed/>
+    <w:qFormat/>
+    <w:uiPriority w:val="0"/>
+    <w:pPr>
+      <w:spacing w:before="0" w:beforeAutospacing="1" w:after="0" w:afterAutospacing="1"/>
+      <w:jc w:val="left"/>
+    </w:pPr>
+    <w:rPr>
+      <w:rFonts w:hint="eastAsia" w:ascii="SimSun" w:hAnsi="SimSun" w:eastAsia="SimSun" w:cs="SimSun"/>
+      <w:b/>
+      <w:bCs/>
+      <w:kern w:val="0"/>
+      <w:sz w:val="36"/>
+      <w:szCs w:val="36"/>
+      <w:lang w:val="en-US" w:eastAsia="zh-CN" w:bidi="ar"/>
+    </w:rPr>
+  </w:style>
+  <w:style w:type="paragraph" w:styleId="3">
+    <w:name w:val="heading 3"/>
+    <w:next w:val="1"/>
+    <w:semiHidden/>
+    <w:unhideWhenUsed/>
+    <w:qFormat/>
+    <w:uiPriority w:val="0"/>
+    <w:pPr>
+      <w:spacing w:before="0" w:beforeAutospacing="1" w:after="0" w:afterAutospacing="1"/>
+      <w:jc w:val="left"/>
+    </w:pPr>
+    <w:rPr>
+      <w:rFonts w:hint="eastAsia" w:ascii="SimSun" w:hAnsi="SimSun" w:eastAsia="SimSun" w:cs="SimSun"/>
+      <w:b/>
+      <w:bCs/>
+      <w:kern w:val="0"/>
+      <w:sz w:val="27"/>
+      <w:szCs w:val="27"/>
+      <w:lang w:val="en-US" w:eastAsia="zh-CN" w:bidi="ar"/>
+    </w:rPr>
+  </w:style>
+  <w:style w:type="character" w:default="1" w:styleId="4">
     <w:name w:val="Default Paragraph Font"/>
     <w:semiHidden/>
     <w:qFormat/>
     <w:uiPriority w:val="0"/>
   </w:style>
-  <w:style w:type="table" w:default="1" w:styleId="3">
+  <w:style w:type="table" w:default="1" w:styleId="5">
     <w:name w:val="Normal Table"/>
     <w:semiHidden/>
     <w:qFormat/>
@@ -1011,6 +1240,21 @@
         <w:right w:w="108" w:type="dxa"/>
       </w:tblCellMar>
     </w:tblPr>
+  </w:style>
+  <w:style w:type="paragraph" w:styleId="6">
+    <w:name w:val="Normal (Web)"/>
+    <w:uiPriority w:val="0"/>
+    <w:pPr>
+      <w:spacing w:before="0" w:beforeAutospacing="1" w:after="0" w:afterAutospacing="1"/>
+      <w:ind w:left="0" w:right="0"/>
+      <w:jc w:val="left"/>
+    </w:pPr>
+    <w:rPr>
+      <w:kern w:val="0"/>
+      <w:sz w:val="24"/>
+      <w:szCs w:val="24"/>
+      <w:lang w:val="en-US" w:eastAsia="zh-CN" w:bidi="ar"/>
+    </w:rPr>
   </w:style>
 </w:styles>
 </file>
